--- a/ADG/16장/16장_실습문제_추가서술형.docx
+++ b/ADG/16장/16장_실습문제_추가서술형.docx
@@ -16,7 +16,21 @@
           <w:rFonts w:ascii="맑은 고딕" w:hAnsi="맑은 고딕" w:eastAsia="맑은 고딕"/>
           <w:sz w:val="21"/>
         </w:rPr>
-        <w:t>총 20문항 (서술형 8 · 문제해결형 6 · 진단절차형 6). 객관식이 아니며, 각 문항 아래 답안 작성 공간을 둔다. 실습 환경(chicago-srv / boston-srv, Broker 구성 `dg_chicago`, 19.3 EE)을 전제로 답한다.</w:t>
+        <w:t xml:space="preserve">총 20문항 (서술형 8 · 문제해결형 6 · 진단절차형 6). 객관식이 아니며, 각 문항 아래 답안 작성 공간을 둔다. 실습 환경(chicago-srv / boston-srv, Broker 구성 </w:t>
+      </w:r>
+      <w:r>
+        <w:rPr>
+          <w:rFonts w:ascii="Consolas" w:hAnsi="Consolas" w:eastAsia="맑은 고딕"/>
+          <w:sz w:val="21"/>
+        </w:rPr>
+        <w:t xml:space="preserve">dg_chicago</w:t>
+      </w:r>
+      <w:r>
+        <w:rPr>
+          <w:rFonts w:ascii="맑은 고딕" w:hAnsi="맑은 고딕" w:eastAsia="맑은 고딕"/>
+          <w:sz w:val="21"/>
+        </w:rPr>
+        <w:t xml:space="preserve">, 19.3 EE)을 전제로 답한다.</w:t>
       </w:r>
     </w:p>
     <w:p>
@@ -69,7 +83,21 @@
           <w:rFonts w:ascii="맑은 고딕" w:hAnsi="맑은 고딕" w:eastAsia="맑은 고딕"/>
           <w:sz w:val="21"/>
         </w:rPr>
-        <w:t>[추가-02] `SWITCHOVER_STATUS`가 양쪽에서 다르게 나오는 이유를 설명하고, 나올 수 있는 값을 역할별로 정리하라.</w:t>
+        <w:t xml:space="preserve">[추가-02] </w:t>
+      </w:r>
+      <w:r>
+        <w:rPr>
+          <w:rFonts w:ascii="Consolas" w:hAnsi="Consolas" w:eastAsia="맑은 고딕"/>
+          <w:sz w:val="21"/>
+        </w:rPr>
+        <w:t xml:space="preserve">SWITCHOVER_STATUS</w:t>
+      </w:r>
+      <w:r>
+        <w:rPr>
+          <w:rFonts w:ascii="맑은 고딕" w:hAnsi="맑은 고딕" w:eastAsia="맑은 고딕"/>
+          <w:sz w:val="21"/>
+        </w:rPr>
+        <w:t xml:space="preserve">가 양쪽에서 다르게 나오는 이유를 설명하고, 나올 수 있는 값을 역할별로 정리하라.</w:t>
       </w:r>
     </w:p>
     <w:p>
@@ -204,7 +232,35 @@
           <w:rFonts w:ascii="맑은 고딕" w:hAnsi="맑은 고딕" w:eastAsia="맑은 고딕"/>
           <w:sz w:val="21"/>
         </w:rPr>
-        <w:t>[추가-07] Failover 직후 구성 상태가 `SUCCESS`였던 이유를 설명하고, 14~16장에서 반복된 "`SUCCESS`가 안전을 뜻하지 않는다"는 명제를 사례로 뒷받침하라.</w:t>
+        <w:t xml:space="preserve">[추가-07] Failover 직후 구성 상태가 </w:t>
+      </w:r>
+      <w:r>
+        <w:rPr>
+          <w:rFonts w:ascii="Consolas" w:hAnsi="Consolas" w:eastAsia="맑은 고딕"/>
+          <w:sz w:val="21"/>
+        </w:rPr>
+        <w:t xml:space="preserve">SUCCESS</w:t>
+      </w:r>
+      <w:r>
+        <w:rPr>
+          <w:rFonts w:ascii="맑은 고딕" w:hAnsi="맑은 고딕" w:eastAsia="맑은 고딕"/>
+          <w:sz w:val="21"/>
+        </w:rPr>
+        <w:t xml:space="preserve">였던 이유를 설명하고, 14~16장에서 반복된 "</w:t>
+      </w:r>
+      <w:r>
+        <w:rPr>
+          <w:rFonts w:ascii="Consolas" w:hAnsi="Consolas" w:eastAsia="맑은 고딕"/>
+          <w:sz w:val="21"/>
+        </w:rPr>
+        <w:t xml:space="preserve">SUCCESS</w:t>
+      </w:r>
+      <w:r>
+        <w:rPr>
+          <w:rFonts w:ascii="맑은 고딕" w:hAnsi="맑은 고딕" w:eastAsia="맑은 고딕"/>
+          <w:sz w:val="21"/>
+        </w:rPr>
+        <w:t xml:space="preserve">가 안전을 뜻하지 않는다"는 명제를 사례로 뒷받침하라.</w:t>
       </w:r>
     </w:p>
     <w:p>
@@ -231,7 +287,21 @@
           <w:rFonts w:ascii="맑은 고딕" w:hAnsi="맑은 고딕" w:eastAsia="맑은 고딕"/>
           <w:sz w:val="21"/>
         </w:rPr>
-        <w:t>[추가-08] Failover가 `OPEN RESETLOGS`를 수반한다는 사실이 감시·백업·복구 계획에 각각 어떤 영향을 주는지 서술하라.</w:t>
+        <w:t xml:space="preserve">[추가-08] Failover가 </w:t>
+      </w:r>
+      <w:r>
+        <w:rPr>
+          <w:rFonts w:ascii="Consolas" w:hAnsi="Consolas" w:eastAsia="맑은 고딕"/>
+          <w:sz w:val="21"/>
+        </w:rPr>
+        <w:t xml:space="preserve">OPEN RESETLOGS</w:t>
+      </w:r>
+      <w:r>
+        <w:rPr>
+          <w:rFonts w:ascii="맑은 고딕" w:hAnsi="맑은 고딕" w:eastAsia="맑은 고딕"/>
+          <w:sz w:val="21"/>
+        </w:rPr>
+        <w:t xml:space="preserve">를 수반한다는 사실이 감시·백업·복구 계획에 각각 어떤 영향을 주는지 서술하라.</w:t>
       </w:r>
     </w:p>
     <w:p>
@@ -266,7 +336,21 @@
           <w:rFonts w:ascii="맑은 고딕" w:hAnsi="맑은 고딕" w:eastAsia="맑은 고딕"/>
           <w:sz w:val="21"/>
         </w:rPr>
-        <w:t>[추가-09] 전환 스크립트가 `switchover to 'boston'`으로 고정되어 있다. 훈련을 반복하면 어떤 문제가 생기는지 설명하고, 스크립트를 어떻게 고쳐야 하는지 구조까지 제시하라.</w:t>
+        <w:t xml:space="preserve">[추가-09] 전환 스크립트가 </w:t>
+      </w:r>
+      <w:r>
+        <w:rPr>
+          <w:rFonts w:ascii="Consolas" w:hAnsi="Consolas" w:eastAsia="맑은 고딕"/>
+          <w:sz w:val="21"/>
+        </w:rPr>
+        <w:t xml:space="preserve">switchover to 'boston'</w:t>
+      </w:r>
+      <w:r>
+        <w:rPr>
+          <w:rFonts w:ascii="맑은 고딕" w:hAnsi="맑은 고딕" w:eastAsia="맑은 고딕"/>
+          <w:sz w:val="21"/>
+        </w:rPr>
+        <w:t xml:space="preserve">으로 고정되어 있다. 훈련을 반복하면 어떤 문제가 생기는지 설명하고, 스크립트를 어떻게 고쳐야 하는지 구조까지 제시하라.</w:t>
       </w:r>
     </w:p>
     <w:p>
@@ -293,7 +377,21 @@
           <w:rFonts w:ascii="맑은 고딕" w:hAnsi="맑은 고딕" w:eastAsia="맑은 고딕"/>
           <w:sz w:val="21"/>
         </w:rPr>
-        <w:t>[추가-10] 전환 명령이 `Object "seattle" was not found`를 냈는데 스크립트는 성공으로 판정했다. 원인을 설명하고 판정 로직을 어떻게 고쳐야 하는지 답하라.</w:t>
+        <w:t xml:space="preserve">[추가-10] 전환 명령이 </w:t>
+      </w:r>
+      <w:r>
+        <w:rPr>
+          <w:rFonts w:ascii="Consolas" w:hAnsi="Consolas" w:eastAsia="맑은 고딕"/>
+          <w:sz w:val="21"/>
+        </w:rPr>
+        <w:t xml:space="preserve">Object "seattle" was not found</w:t>
+      </w:r>
+      <w:r>
+        <w:rPr>
+          <w:rFonts w:ascii="맑은 고딕" w:hAnsi="맑은 고딕" w:eastAsia="맑은 고딕"/>
+          <w:sz w:val="21"/>
+        </w:rPr>
+        <w:t xml:space="preserve">를 냈는데 스크립트는 성공으로 판정했다. 원인을 설명하고 판정 로직을 어떻게 고쳐야 하는지 답하라.</w:t>
       </w:r>
     </w:p>
     <w:p>
@@ -320,7 +418,21 @@
           <w:rFonts w:ascii="맑은 고딕" w:hAnsi="맑은 고딕" w:eastAsia="맑은 고딕"/>
           <w:sz w:val="21"/>
         </w:rPr>
-        <w:t>[추가-11] 누군가 `ALTER DATABASE SWITCHOVER TO boston`을 실행했다. 지금 무엇을 확인하고 어떤 순서로 복구할 것인지, 각 단계의 위험과 함께 제시하라.</w:t>
+        <w:t xml:space="preserve">[추가-11] 누군가 </w:t>
+      </w:r>
+      <w:r>
+        <w:rPr>
+          <w:rFonts w:ascii="Consolas" w:hAnsi="Consolas" w:eastAsia="맑은 고딕"/>
+          <w:sz w:val="21"/>
+        </w:rPr>
+        <w:t xml:space="preserve">ALTER DATABASE SWITCHOVER TO boston</w:t>
+      </w:r>
+      <w:r>
+        <w:rPr>
+          <w:rFonts w:ascii="맑은 고딕" w:hAnsi="맑은 고딕" w:eastAsia="맑은 고딕"/>
+          <w:sz w:val="21"/>
+        </w:rPr>
+        <w:t xml:space="preserve">을 실행했다. 지금 무엇을 확인하고 어떤 순서로 복구할 것인지, 각 단계의 위험과 함께 제시하라.</w:t>
       </w:r>
     </w:p>
     <w:p>
@@ -347,7 +459,35 @@
           <w:rFonts w:ascii="맑은 고딕" w:hAnsi="맑은 고딕" w:eastAsia="맑은 고딕"/>
           <w:sz w:val="21"/>
         </w:rPr>
-        <w:t>[추가-12] Failover 후 `REINSTATE`가 `ORA-16653`으로 실패했다. 원인을 진단하는 절차와 조치를 제시하고, 그래도 안 될 때의 대안을 답하라.</w:t>
+        <w:t xml:space="preserve">[추가-12] Failover 후 </w:t>
+      </w:r>
+      <w:r>
+        <w:rPr>
+          <w:rFonts w:ascii="Consolas" w:hAnsi="Consolas" w:eastAsia="맑은 고딕"/>
+          <w:sz w:val="21"/>
+        </w:rPr>
+        <w:t xml:space="preserve">REINSTATE</w:t>
+      </w:r>
+      <w:r>
+        <w:rPr>
+          <w:rFonts w:ascii="맑은 고딕" w:hAnsi="맑은 고딕" w:eastAsia="맑은 고딕"/>
+          <w:sz w:val="21"/>
+        </w:rPr>
+        <w:t xml:space="preserve">가 </w:t>
+      </w:r>
+      <w:r>
+        <w:rPr>
+          <w:rFonts w:ascii="Consolas" w:hAnsi="Consolas" w:eastAsia="맑은 고딕"/>
+          <w:sz w:val="21"/>
+        </w:rPr>
+        <w:t xml:space="preserve">ORA-16653</w:t>
+      </w:r>
+      <w:r>
+        <w:rPr>
+          <w:rFonts w:ascii="맑은 고딕" w:hAnsi="맑은 고딕" w:eastAsia="맑은 고딕"/>
+          <w:sz w:val="21"/>
+        </w:rPr>
+        <w:t xml:space="preserve">으로 실패했다. 원인을 진단하는 절차와 조치를 제시하고, 그래도 안 될 때의 대안을 답하라.</w:t>
       </w:r>
     </w:p>
     <w:p>
@@ -401,7 +541,49 @@
           <w:rFonts w:ascii="맑은 고딕" w:hAnsi="맑은 고딕" w:eastAsia="맑은 고딕"/>
           <w:sz w:val="21"/>
         </w:rPr>
-        <w:t>[추가-14] 전환을 마치고 `SHOW CONFIGURATION`을 봤더니 `ORA-16786`이 있고 상태가 `ERROR`다. 무슨 일인지 설명하고 조치 완료를 어떻게 판정할 것인지 답하라.</w:t>
+        <w:t xml:space="preserve">[추가-14] 전환을 마치고 </w:t>
+      </w:r>
+      <w:r>
+        <w:rPr>
+          <w:rFonts w:ascii="Consolas" w:hAnsi="Consolas" w:eastAsia="맑은 고딕"/>
+          <w:sz w:val="21"/>
+        </w:rPr>
+        <w:t xml:space="preserve">SHOW CONFIGURATION</w:t>
+      </w:r>
+      <w:r>
+        <w:rPr>
+          <w:rFonts w:ascii="맑은 고딕" w:hAnsi="맑은 고딕" w:eastAsia="맑은 고딕"/>
+          <w:sz w:val="21"/>
+        </w:rPr>
+        <w:t xml:space="preserve">을 봤더니 </w:t>
+      </w:r>
+      <w:r>
+        <w:rPr>
+          <w:rFonts w:ascii="Consolas" w:hAnsi="Consolas" w:eastAsia="맑은 고딕"/>
+          <w:sz w:val="21"/>
+        </w:rPr>
+        <w:t xml:space="preserve">ORA-16786</w:t>
+      </w:r>
+      <w:r>
+        <w:rPr>
+          <w:rFonts w:ascii="맑은 고딕" w:hAnsi="맑은 고딕" w:eastAsia="맑은 고딕"/>
+          <w:sz w:val="21"/>
+        </w:rPr>
+        <w:t xml:space="preserve">이 있고 상태가 </w:t>
+      </w:r>
+      <w:r>
+        <w:rPr>
+          <w:rFonts w:ascii="Consolas" w:hAnsi="Consolas" w:eastAsia="맑은 고딕"/>
+          <w:sz w:val="21"/>
+        </w:rPr>
+        <w:t xml:space="preserve">ERROR</w:t>
+      </w:r>
+      <w:r>
+        <w:rPr>
+          <w:rFonts w:ascii="맑은 고딕" w:hAnsi="맑은 고딕" w:eastAsia="맑은 고딕"/>
+          <w:sz w:val="21"/>
+        </w:rPr>
+        <w:t xml:space="preserve">다. 무슨 일인지 설명하고 조치 완료를 어떻게 판정할 것인지 답하라.</w:t>
       </w:r>
     </w:p>
     <w:p>
@@ -584,6 +766,8 @@
       </w:r>
     </w:p>
     <w:sectPr>
+      <w:headerReference w:type="default" r:id="rId9"/>
+      <w:footerReference w:type="default" r:id="rId10"/>
       <w:pgSz w:w="12240" w:h="15840"/>
       <w:pgMar w:top="1440" w:right="1800" w:bottom="1440" w:left="1800" w:header="720" w:footer="720" w:gutter="0"/>
       <w:cols w:space="720"/>
@@ -591,6 +775,26 @@
     </w:sectPr>
   </w:body>
 </w:document>
+</file>
+
+<file path=word/footer1.xml><?xml version="1.0" encoding="utf-8"?>
+<w:ftr xmlns:m="http://schemas.openxmlformats.org/officeDocument/2006/math" xmlns:mc="http://schemas.openxmlformats.org/markup-compatibility/2006" xmlns:mo="http://schemas.microsoft.com/office/mac/office/2008/main" xmlns:mv="urn:schemas-microsoft-com:mac:vml" xmlns:o="urn:schemas-microsoft-com:office:office" xmlns:r="http://schemas.openxmlformats.org/officeDocument/2006/relationships" xmlns:v="urn:schemas-microsoft-com:vml" xmlns:w10="urn:schemas-microsoft-com:office:word" xmlns:w14="http://schemas.microsoft.com/office/word/2010/wordml" xmlns:w="http://schemas.openxmlformats.org/wordprocessingml/2006/main" xmlns:wne="http://schemas.microsoft.com/office/word/2006/wordml" xmlns:wp14="http://schemas.microsoft.com/office/word/2010/wordprocessingDrawing" xmlns:wp="http://schemas.openxmlformats.org/drawingml/2006/wordprocessingDrawing" xmlns:wpc="http://schemas.microsoft.com/office/word/2010/wordprocessingCanvas" xmlns:wpg="http://schemas.microsoft.com/office/word/2010/wordprocessingGroup" xmlns:wpi="http://schemas.microsoft.com/office/word/2010/wordprocessingInk" xmlns:wps="http://schemas.microsoft.com/office/word/2010/wordprocessingShape" mc:Ignorable="w14 wp14">
+  <w:p>
+    <w:pPr>
+      <w:pStyle w:val="Footer"/>
+    </w:pPr>
+  </w:p>
+</w:ftr>
+</file>
+
+<file path=word/header1.xml><?xml version="1.0" encoding="utf-8"?>
+<w:hdr xmlns:m="http://schemas.openxmlformats.org/officeDocument/2006/math" xmlns:mc="http://schemas.openxmlformats.org/markup-compatibility/2006" xmlns:mo="http://schemas.microsoft.com/office/mac/office/2008/main" xmlns:mv="urn:schemas-microsoft-com:mac:vml" xmlns:o="urn:schemas-microsoft-com:office:office" xmlns:r="http://schemas.openxmlformats.org/officeDocument/2006/relationships" xmlns:v="urn:schemas-microsoft-com:vml" xmlns:w10="urn:schemas-microsoft-com:office:word" xmlns:w14="http://schemas.microsoft.com/office/word/2010/wordml" xmlns:w="http://schemas.openxmlformats.org/wordprocessingml/2006/main" xmlns:wne="http://schemas.microsoft.com/office/word/2006/wordml" xmlns:wp14="http://schemas.microsoft.com/office/word/2010/wordprocessingDrawing" xmlns:wp="http://schemas.openxmlformats.org/drawingml/2006/wordprocessingDrawing" xmlns:wpc="http://schemas.microsoft.com/office/word/2010/wordprocessingCanvas" xmlns:wpg="http://schemas.microsoft.com/office/word/2010/wordprocessingGroup" xmlns:wpi="http://schemas.microsoft.com/office/word/2010/wordprocessingInk" xmlns:wps="http://schemas.microsoft.com/office/word/2010/wordprocessingShape" mc:Ignorable="w14 wp14">
+  <w:p>
+    <w:pPr>
+      <w:pStyle w:val="Header"/>
+    </w:pPr>
+  </w:p>
+</w:hdr>
 </file>
 
 <file path=word/numbering.xml><?xml version="1.0" encoding="utf-8"?>
